--- a/SOW_phase2.docx
+++ b/SOW_phase2.docx
@@ -121,12 +121,17 @@
         <w:t xml:space="preserve">This can be delivered by sharing the changed </w:t>
       </w:r>
       <w:proofErr w:type="spellStart"/>
+      <w:proofErr w:type="gramStart"/>
       <w:r>
         <w:t>cpp</w:t>
       </w:r>
       <w:proofErr w:type="spellEnd"/>
       <w:r>
-        <w:t>/.h files over WeTransfer or by creating a branch of the code</w:t>
+        <w:t>/.</w:t>
+      </w:r>
+      <w:proofErr w:type="gramEnd"/>
+      <w:r>
+        <w:t>h files over WeTransfer or by creating a branch of the code</w:t>
       </w:r>
     </w:p>
     <w:p>
@@ -152,7 +157,29 @@
       </w:r>
       <w:proofErr w:type="spellEnd"/>
       <w:r>
-        <w:t xml:space="preserve"> of simulation results of Test1_long evidencing an abs(TE &lt;1%) as per the above metric.</w:t>
+        <w:t xml:space="preserve"> of simulation results of Test1_long evidencing an </w:t>
+      </w:r>
+      <w:proofErr w:type="gramStart"/>
+      <w:r>
+        <w:t>abs(</w:t>
+      </w:r>
+      <w:proofErr w:type="gramEnd"/>
+      <w:r>
+        <w:t xml:space="preserve">TE &lt;1%) as per the </w:t>
+      </w:r>
+      <w:proofErr w:type="gramStart"/>
+      <w:r>
+        <w:t>below</w:t>
+      </w:r>
+      <w:r>
+        <w:t xml:space="preserve"> metric</w:t>
+      </w:r>
+      <w:r>
+        <w:t>s</w:t>
+      </w:r>
+      <w:proofErr w:type="gramEnd"/>
+      <w:r>
+        <w:t>.</w:t>
       </w:r>
     </w:p>
     <w:p>
@@ -272,7 +299,55 @@
           <w:i/>
           <w:iCs/>
         </w:rPr>
-        <w:t>Please note Test1_long_step001 is provided to illustrate error does not significantly depend on dt and no expectation to rerun this scenario.</w:t>
+        <w:t xml:space="preserve">Please note Test1_long_step001 is provided to illustrate </w:t>
+      </w:r>
+      <w:proofErr w:type="gramStart"/>
+      <w:r>
+        <w:rPr>
+          <w:i/>
+          <w:iCs/>
+        </w:rPr>
+        <w:t>error</w:t>
+      </w:r>
+      <w:proofErr w:type="gramEnd"/>
+      <w:r>
+        <w:rPr>
+          <w:i/>
+          <w:iCs/>
+        </w:rPr>
+        <w:t xml:space="preserve"> </w:t>
+      </w:r>
+      <w:proofErr w:type="gramStart"/>
+      <w:r>
+        <w:rPr>
+          <w:i/>
+          <w:iCs/>
+        </w:rPr>
+        <w:t>does</w:t>
+      </w:r>
+      <w:proofErr w:type="gramEnd"/>
+      <w:r>
+        <w:rPr>
+          <w:i/>
+          <w:iCs/>
+        </w:rPr>
+        <w:t xml:space="preserve"> not significantly depend on dt and </w:t>
+      </w:r>
+      <w:proofErr w:type="gramStart"/>
+      <w:r>
+        <w:rPr>
+          <w:i/>
+          <w:iCs/>
+        </w:rPr>
+        <w:t>no</w:t>
+      </w:r>
+      <w:proofErr w:type="gramEnd"/>
+      <w:r>
+        <w:rPr>
+          <w:i/>
+          <w:iCs/>
+        </w:rPr>
+        <w:t xml:space="preserve"> expectation to rerun this scenario.</w:t>
       </w:r>
     </w:p>
     <w:p>
@@ -536,7 +611,23 @@
           <w:i/>
           <w:iCs/>
         </w:rPr>
-        <w:t>Note there is no expectation to provide outputs for this scenario. It is there to illustrate that a smaller timestep does not resolve the TE error.</w:t>
+        <w:t xml:space="preserve">Note there is no expectation to provide </w:t>
+      </w:r>
+      <w:proofErr w:type="gramStart"/>
+      <w:r>
+        <w:rPr>
+          <w:i/>
+          <w:iCs/>
+        </w:rPr>
+        <w:t>outputs</w:t>
+      </w:r>
+      <w:proofErr w:type="gramEnd"/>
+      <w:r>
+        <w:rPr>
+          <w:i/>
+          <w:iCs/>
+        </w:rPr>
+        <w:t xml:space="preserve"> for this scenario. It is there to illustrate that a smaller timestep does not resolve the TE error.</w:t>
       </w:r>
     </w:p>
     <w:p>
@@ -649,17 +740,38 @@
     </w:p>
     <w:p>
       <w:r>
-        <w:t xml:space="preserve">Technical Report Energy Conservation in Inelastic Collisions Executive Summary We identified three critical bugs causing energy conservation violations in inelastic collisions. All involve missing heat conversion: kinetic energy lost during inelastic processes is not converted to thermal energy, causing systematic energy loss. Test Results: Inelastic scenarios show -0.005% to ~0.0000002% energy drift (within 0) </w:t>
+        <w:t xml:space="preserve">Technical Report Energy Conservation in Inelastic Collisions Executive Summary We identified three critical bugs causing energy conservation violations in inelastic collisions. </w:t>
+      </w:r>
+      <w:proofErr w:type="gramStart"/>
+      <w:r>
+        <w:t>All</w:t>
+      </w:r>
+      <w:proofErr w:type="gramEnd"/>
+      <w:r>
+        <w:t xml:space="preserve"> </w:t>
+      </w:r>
+      <w:proofErr w:type="gramStart"/>
+      <w:r>
+        <w:t>involve</w:t>
+      </w:r>
+      <w:proofErr w:type="gramEnd"/>
+      <w:r>
+        <w:t xml:space="preserve"> missing heat conversion: kinetic energy lost during inelastic processes is not converted to thermal energy, causing systematic energy loss. Test Results: Inelastic scenarios show -0.005% to ~0.0000002% energy drift (within 0) </w:t>
       </w:r>
       <w:proofErr w:type="spellStart"/>
       <w:r>
-        <w:t>heat_ij</w:t>
+        <w:t>heat_</w:t>
+      </w:r>
+      <w:proofErr w:type="gramStart"/>
+      <w:r>
+        <w:t>ij</w:t>
       </w:r>
       <w:proofErr w:type="spellEnd"/>
       <w:r>
         <w:t>(</w:t>
       </w:r>
       <w:proofErr w:type="spellStart"/>
+      <w:proofErr w:type="gramEnd"/>
       <w:r>
         <w:t>delta_E</w:t>
       </w:r>
@@ -794,19 +906,51 @@
       </w:r>
       <w:proofErr w:type="spellStart"/>
       <w:r>
-        <w:t>heat_ij</w:t>
+        <w:t>heat_</w:t>
+      </w:r>
+      <w:proofErr w:type="gramStart"/>
+      <w:r>
+        <w:t>ij</w:t>
       </w:r>
       <w:proofErr w:type="spellEnd"/>
       <w:r>
-        <w:t xml:space="preserve">() call in </w:t>
+        <w:t>(</w:t>
+      </w:r>
+      <w:proofErr w:type="gramEnd"/>
+      <w:r>
+        <w:t xml:space="preserve">) call in </w:t>
       </w:r>
       <w:proofErr w:type="spellStart"/>
       <w:r>
-        <w:t>resolve_energy_gap</w:t>
+        <w:t>resolve_energy_</w:t>
+      </w:r>
+      <w:proofErr w:type="gramStart"/>
+      <w:r>
+        <w:t>gap</w:t>
       </w:r>
       <w:proofErr w:type="spellEnd"/>
       <w:r>
-        <w:t xml:space="preserve">() if still needed 5. Run long-duration tests </w:t>
+        <w:t>(</w:t>
+      </w:r>
+      <w:proofErr w:type="gramEnd"/>
+      <w:r>
+        <w:t xml:space="preserve">) </w:t>
+      </w:r>
+      <w:proofErr w:type="gramStart"/>
+      <w:r>
+        <w:t>if</w:t>
+      </w:r>
+      <w:proofErr w:type="gramEnd"/>
+      <w:r>
+        <w:t xml:space="preserve"> still </w:t>
+      </w:r>
+      <w:proofErr w:type="gramStart"/>
+      <w:r>
+        <w:t>needed</w:t>
+      </w:r>
+      <w:proofErr w:type="gramEnd"/>
+      <w:r>
+        <w:t xml:space="preserve"> 5. Run long-duration tests </w:t>
       </w:r>
       <w:r>
         <w:rPr>
@@ -819,11 +963,19 @@
       </w:r>
       <w:proofErr w:type="spellStart"/>
       <w:r>
-        <w:t>heat_ij</w:t>
+        <w:t>heat_</w:t>
+      </w:r>
+      <w:proofErr w:type="gramStart"/>
+      <w:r>
+        <w:t>ij</w:t>
       </w:r>
       <w:proofErr w:type="spellEnd"/>
       <w:r>
-        <w:t>() function was implemented for this purpose but is never called, causing systematic energy loss. Recommended priority: Fix Bug #1 first (add heat conversion in collisions) as it addresses the primary mechanism. Bugs #2 and #3 are secondary issues that compound the problem.</w:t>
+        <w:t>(</w:t>
+      </w:r>
+      <w:proofErr w:type="gramEnd"/>
+      <w:r>
+        <w:t>) function was implemented for this purpose but is never called, causing systematic energy loss. Recommended priority: Fix Bug #1 first (add heat conversion in collisions) as it addresses the primary mechanism. Bugs #2 and #3 are secondary issues that compound the problem.</w:t>
       </w:r>
     </w:p>
     <w:p>
@@ -2010,6 +2162,18 @@
       <w:shd w:val="clear" w:color="auto" w:fill="E1DFDD"/>
     </w:rPr>
   </w:style>
+  <w:style w:type="character" w:styleId="FollowedHyperlink">
+    <w:name w:val="FollowedHyperlink"/>
+    <w:basedOn w:val="DefaultParagraphFont"/>
+    <w:uiPriority w:val="99"/>
+    <w:semiHidden/>
+    <w:unhideWhenUsed/>
+    <w:rsid w:val="00CB617B"/>
+    <w:rPr>
+      <w:color w:val="96607D" w:themeColor="followedHyperlink"/>
+      <w:u w:val="single"/>
+    </w:rPr>
+  </w:style>
 </w:styles>
 </file>
 
